--- a/pr-preview/pr-27/chapters/collaborative-software-development-tracked-changes.docx
+++ b/pr-preview/pr-27/chapters/collaborative-software-development-tracked-changes.docx
@@ -16,7 +16,7 @@
       </w:pPr>
       <w:del w:id="1" w:author="PR Preview" w:date="2026-01-01T00:00:00Z">
         <w:r>
-          <w:delText xml:space="preserve">Last modified: 2026-10-12 21:28:22 (PDT)</w:delText>
+          <w:delText xml:space="preserve">Last modified: 2026-10-14 01:49:27 (PDT)</w:delText>
         </w:r>
       </w:del>
     </w:p>
@@ -26,7 +26,7 @@
       </w:pPr>
       <w:ins w:id="2" w:author="PR Preview" w:date="2026-01-01T00:00:00Z">
         <w:r>
-          <w:t xml:space="preserve">Last modified: 2026-10-14 01:35:48 (PDT)</w:t>
+          <w:t xml:space="preserve">Last modified: 2026-10-14 01:49:06 (PDT)</w:t>
         </w:r>
       </w:ins>
     </w:p>
@@ -3840,20 +3840,21 @@
       </w:ins>
       <w:ins w:id="26" w:author="PR Preview" w:date="2026-01-01T00:00:00Z">
         <w:r>
-          <w:t xml:space="preserve">you can click the three dots (</w:t>
+          <w:t xml:space="preserve">you can select the</w:t>
         </w:r>
       </w:ins>
       <w:ins w:id="27" w:author="PR Preview" w:date="2026-01-01T00:00:00Z">
         <w:r>
-          <w:rPr>
-            <w:rStyle w:val="VerbatimChar"/>
-          </w:rPr>
-          <w:t xml:space="preserve">...</w:t>
+          <w:t xml:space="preserve"> </w:t>
         </w:r>
       </w:ins>
       <w:ins w:id="28" w:author="PR Preview" w:date="2026-01-01T00:00:00Z">
         <w:r>
-          <w:t xml:space="preserve">) next to a file</w:t>
+          <w:rPr>
+            <w:b/>
+            <w:bCs/>
+          </w:rPr>
+          <w:t xml:space="preserve">Viewed</w:t>
         </w:r>
       </w:ins>
       <w:ins w:id="29" w:author="PR Preview" w:date="2026-01-01T00:00:00Z">
@@ -3863,7 +3864,7 @@
       </w:ins>
       <w:ins w:id="30" w:author="PR Preview" w:date="2026-01-01T00:00:00Z">
         <w:r>
-          <w:t xml:space="preserve">and choose</w:t>
+          <w:t xml:space="preserve">checkbox in a file’s header</w:t>
         </w:r>
       </w:ins>
       <w:ins w:id="31" w:author="PR Preview" w:date="2026-01-01T00:00:00Z">
@@ -3873,11 +3874,7 @@
       </w:ins>
       <w:ins w:id="32" w:author="PR Preview" w:date="2026-01-01T00:00:00Z">
         <w:r>
-          <w:rPr>
-            <w:b/>
-            <w:bCs/>
-          </w:rPr>
-          <w:t xml:space="preserve">Viewed</w:t>
+          <w:t xml:space="preserve">to mark it reviewed and collapse it.</w:t>
         </w:r>
       </w:ins>
       <w:ins w:id="33" w:author="PR Preview" w:date="2026-01-01T00:00:00Z">
@@ -3886,16 +3883,6 @@
         </w:r>
       </w:ins>
       <w:ins w:id="34" w:author="PR Preview" w:date="2026-01-01T00:00:00Z">
-        <w:r>
-          <w:t xml:space="preserve">to hide it from the diff.</w:t>
-        </w:r>
-      </w:ins>
-      <w:ins w:id="35" w:author="PR Preview" w:date="2026-01-01T00:00:00Z">
-        <w:r>
-          <w:t xml:space="preserve"> </w:t>
-        </w:r>
-      </w:ins>
-      <w:ins w:id="36" w:author="PR Preview" w:date="2026-01-01T00:00:00Z">
         <w:r>
           <w:t xml:space="preserve">That helps you focus on the meaningful changes.</w:t>
         </w:r>

--- a/pr-preview/pr-27/chapters/collaborative-software-development-tracked-changes.docx
+++ b/pr-preview/pr-27/chapters/collaborative-software-development-tracked-changes.docx
@@ -16,7 +16,7 @@
       </w:pPr>
       <w:del w:id="1" w:author="PR Preview" w:date="2026-01-01T00:00:00Z">
         <w:r>
-          <w:delText xml:space="preserve">Last modified: 2026-10-14 01:49:27 (PDT)</w:delText>
+          <w:delText xml:space="preserve">Last modified: 2026-10-14 03:38:56 (PDT)</w:delText>
         </w:r>
       </w:del>
     </w:p>
@@ -26,7 +26,7 @@
       </w:pPr>
       <w:ins w:id="2" w:author="PR Preview" w:date="2026-01-01T00:00:00Z">
         <w:r>
-          <w:t xml:space="preserve">Last modified: 2026-10-14 01:49:06 (PDT)</w:t>
+          <w:t xml:space="preserve">Last modified: 2026-10-14 03:54:35 (PDT)</w:t>
         </w:r>
       </w:ins>
     </w:p>
@@ -3739,20 +3739,21 @@
       </w:del>
       <w:del w:id="9" w:author="PR Preview" w:date="2026-01-01T00:00:00Z">
         <w:r>
-          <w:delText xml:space="preserve">you can click the three dots (</w:delText>
+          <w:delText xml:space="preserve">you can select the</w:delText>
         </w:r>
       </w:del>
       <w:del w:id="10" w:author="PR Preview" w:date="2026-01-01T00:00:00Z">
         <w:r>
-          <w:rPr>
-            <w:rStyle w:val="VerbatimChar"/>
-          </w:rPr>
-          <w:delText xml:space="preserve">...</w:delText>
+          <w:delText xml:space="preserve"> </w:delText>
         </w:r>
       </w:del>
       <w:del w:id="11" w:author="PR Preview" w:date="2026-01-01T00:00:00Z">
         <w:r>
-          <w:delText xml:space="preserve">) next to a file</w:delText>
+          <w:rPr>
+            <w:b/>
+            <w:bCs/>
+          </w:rPr>
+          <w:delText xml:space="preserve">Viewed</w:delText>
         </w:r>
       </w:del>
       <w:del w:id="12" w:author="PR Preview" w:date="2026-01-01T00:00:00Z">
@@ -3762,7 +3763,7 @@
       </w:del>
       <w:del w:id="13" w:author="PR Preview" w:date="2026-01-01T00:00:00Z">
         <w:r>
-          <w:delText xml:space="preserve">and choose</w:delText>
+          <w:delText xml:space="preserve">checkbox in a file’s header</w:delText>
         </w:r>
       </w:del>
       <w:del w:id="14" w:author="PR Preview" w:date="2026-01-01T00:00:00Z">
@@ -3772,11 +3773,7 @@
       </w:del>
       <w:del w:id="15" w:author="PR Preview" w:date="2026-01-01T00:00:00Z">
         <w:r>
-          <w:rPr>
-            <w:b/>
-            <w:bCs/>
-          </w:rPr>
-          <w:delText xml:space="preserve">View file</w:delText>
+          <w:delText xml:space="preserve">to collapse that file in the diff.</w:delText>
         </w:r>
       </w:del>
       <w:del w:id="16" w:author="PR Preview" w:date="2026-01-01T00:00:00Z">
@@ -3786,16 +3783,6 @@
       </w:del>
       <w:del w:id="17" w:author="PR Preview" w:date="2026-01-01T00:00:00Z">
         <w:r>
-          <w:delText xml:space="preserve">to hide it from the diff.</w:delText>
-        </w:r>
-      </w:del>
-      <w:del w:id="18" w:author="PR Preview" w:date="2026-01-01T00:00:00Z">
-        <w:r>
-          <w:delText xml:space="preserve"> </w:delText>
-        </w:r>
-      </w:del>
-      <w:del w:id="19" w:author="PR Preview" w:date="2026-01-01T00:00:00Z">
-        <w:r>
           <w:delText xml:space="preserve">That helps you focus on the meaningful changes.</w:delText>
         </w:r>
       </w:del>
@@ -3804,9 +3791,23 @@
       <w:pPr>
         <w:pStyle w:val="BodyText"/>
       </w:pPr>
+      <w:ins w:id="18" w:author="PR Preview" w:date="2026-01-01T00:00:00Z">
+        <w:r>
+          <w:t xml:space="preserve">In GitHub’s</w:t>
+        </w:r>
+      </w:ins>
+      <w:ins w:id="19" w:author="PR Preview" w:date="2026-01-01T00:00:00Z">
+        <w:r>
+          <w:t xml:space="preserve"> </w:t>
+        </w:r>
+      </w:ins>
       <w:ins w:id="20" w:author="PR Preview" w:date="2026-01-01T00:00:00Z">
         <w:r>
-          <w:t xml:space="preserve">In GitHub’s</w:t>
+          <w:rPr>
+            <w:b/>
+            <w:bCs/>
+          </w:rPr>
+          <w:t xml:space="preserve">Files changed</w:t>
         </w:r>
       </w:ins>
       <w:ins w:id="21" w:author="PR Preview" w:date="2026-01-01T00:00:00Z">
@@ -3816,11 +3817,7 @@
       </w:ins>
       <w:ins w:id="22" w:author="PR Preview" w:date="2026-01-01T00:00:00Z">
         <w:r>
-          <w:rPr>
-            <w:b/>
-            <w:bCs/>
-          </w:rPr>
-          <w:t xml:space="preserve">Files changed</w:t>
+          <w:t xml:space="preserve">view,</w:t>
         </w:r>
       </w:ins>
       <w:ins w:id="23" w:author="PR Preview" w:date="2026-01-01T00:00:00Z">
@@ -3830,7 +3827,7 @@
       </w:ins>
       <w:ins w:id="24" w:author="PR Preview" w:date="2026-01-01T00:00:00Z">
         <w:r>
-          <w:t xml:space="preserve">view,</w:t>
+          <w:t xml:space="preserve">you can select the</w:t>
         </w:r>
       </w:ins>
       <w:ins w:id="25" w:author="PR Preview" w:date="2026-01-01T00:00:00Z">
@@ -3840,7 +3837,11 @@
       </w:ins>
       <w:ins w:id="26" w:author="PR Preview" w:date="2026-01-01T00:00:00Z">
         <w:r>
-          <w:t xml:space="preserve">you can select the</w:t>
+          <w:rPr>
+            <w:b/>
+            <w:bCs/>
+          </w:rPr>
+          <w:t xml:space="preserve">Viewed</w:t>
         </w:r>
       </w:ins>
       <w:ins w:id="27" w:author="PR Preview" w:date="2026-01-01T00:00:00Z">
@@ -3850,11 +3851,7 @@
       </w:ins>
       <w:ins w:id="28" w:author="PR Preview" w:date="2026-01-01T00:00:00Z">
         <w:r>
-          <w:rPr>
-            <w:b/>
-            <w:bCs/>
-          </w:rPr>
-          <w:t xml:space="preserve">Viewed</w:t>
+          <w:t xml:space="preserve">checkbox in a file’s header</w:t>
         </w:r>
       </w:ins>
       <w:ins w:id="29" w:author="PR Preview" w:date="2026-01-01T00:00:00Z">
@@ -3864,7 +3861,7 @@
       </w:ins>
       <w:ins w:id="30" w:author="PR Preview" w:date="2026-01-01T00:00:00Z">
         <w:r>
-          <w:t xml:space="preserve">checkbox in a file’s header</w:t>
+          <w:t xml:space="preserve">to mark it reviewed and collapse it.</w:t>
         </w:r>
       </w:ins>
       <w:ins w:id="31" w:author="PR Preview" w:date="2026-01-01T00:00:00Z">
@@ -3873,16 +3870,6 @@
         </w:r>
       </w:ins>
       <w:ins w:id="32" w:author="PR Preview" w:date="2026-01-01T00:00:00Z">
-        <w:r>
-          <w:t xml:space="preserve">to mark it reviewed and collapse it.</w:t>
-        </w:r>
-      </w:ins>
-      <w:ins w:id="33" w:author="PR Preview" w:date="2026-01-01T00:00:00Z">
-        <w:r>
-          <w:t xml:space="preserve"> </w:t>
-        </w:r>
-      </w:ins>
-      <w:ins w:id="34" w:author="PR Preview" w:date="2026-01-01T00:00:00Z">
         <w:r>
           <w:t xml:space="preserve">That helps you focus on the meaningful changes.</w:t>
         </w:r>
